--- a/public/contract-templates/template_DNCK_LC.docx
+++ b/public/contract-templates/template_DNCK_LC.docx
@@ -716,6 +716,11 @@
       </w:pPr>
     </w:p>
     <w:p>
+      <w:r>
+        <w:t xml:space="preserve">{#docs}</w:t>
+      </w:r>
+    </w:p>
+    <w:p>
       <w:pPr>
         <w:pStyle w:val="TableParagraph"/>
         <w:spacing w:before="32"/>
@@ -742,7 +747,7 @@
           <w:u w:val="none"/>
           <w:lang w:val="en-US"/>
         </w:rPr>
-        <w:t xml:space="preserve"> Bill of Exchange</w:t>
+        <w:t xml:space="preserve"> {name}</w:t>
       </w:r>
     </w:p>
     <w:p>
@@ -766,25 +771,23 @@
           <w:u w:val="none"/>
           <w:lang w:val="en-US"/>
         </w:rPr>
-        <w:t xml:space="preserve">Original (s) </w:t>
-      </w:r>
-      <w:r>
-        <w:rPr>
-          <w:i/>
-          <w:sz w:val="24"/>
-          <w:u w:val="none"/>
-          <w:lang w:val="en-US"/>
-        </w:rPr>
-        <w:t>2/2</w:t>
-      </w:r>
-      <w:r>
-        <w:rPr>
-          <w:i/>
-          <w:sz w:val="24"/>
-          <w:u w:val="none"/>
-          <w:lang w:val="en-US"/>
-        </w:rPr>
-        <w:t xml:space="preserve"> </w:t>
+        <w:t>Original (s) {orig}</w:t>
+      </w:r>
+      <w:r>
+        <w:rPr>
+          <w:i/>
+          <w:sz w:val="24"/>
+          <w:u w:val="none"/>
+          <w:lang w:val="en-US"/>
+        </w:rPr>
+      </w:r>
+      <w:r>
+        <w:rPr>
+          <w:i/>
+          <w:sz w:val="24"/>
+          <w:u w:val="none"/>
+          <w:lang w:val="en-US"/>
+        </w:rPr>
       </w:r>
     </w:p>
     <w:p>
@@ -805,336 +808,20 @@
           <w:u w:val="none"/>
           <w:lang w:val="en-US"/>
         </w:rPr>
-        <w:t>Copy (ies) 00</w:t>
-      </w:r>
-      <w:r>
-        <w:rPr>
-          <w:i/>
-          <w:sz w:val="24"/>
-          <w:u w:val="none"/>
-          <w:lang w:val="en-US"/>
-        </w:rPr>
-        <w:tab/>
-      </w:r>
-    </w:p>
-    <w:p>
-      <w:pPr>
-        <w:pStyle w:val="TableParagraph"/>
-        <w:tabs>
-          <w:tab w:val="center" w:pos="3698"/>
-        </w:tabs>
-        <w:spacing w:before="32"/>
-        <w:rPr>
-          <w:i/>
-          <w:sz w:val="24"/>
-          <w:u w:val="none"/>
-          <w:lang w:val="en-US"/>
-        </w:rPr>
-      </w:pPr>
-      <w:r>
-        <w:rPr>
-          <w:i/>
-          <w:sz w:val="24"/>
-          <w:u w:val="none"/>
-          <w:lang w:val="en-US"/>
-        </w:rPr>
-        <w:sym w:font="Wingdings" w:char="F0FE"/>
-      </w:r>
-      <w:r>
-        <w:rPr>
-          <w:i/>
-          <w:sz w:val="24"/>
-          <w:u w:val="none"/>
-          <w:lang w:val="en-US"/>
-        </w:rPr>
-        <w:t xml:space="preserve"> Commercial Invoice</w:t>
-      </w:r>
-    </w:p>
-    <w:p>
-      <w:pPr>
-        <w:pStyle w:val="TableParagraph"/>
-        <w:tabs>
-          <w:tab w:val="center" w:pos="3698"/>
-        </w:tabs>
-        <w:spacing w:before="32"/>
-        <w:rPr>
-          <w:i/>
-          <w:sz w:val="24"/>
-          <w:u w:val="none"/>
-          <w:lang w:val="en-US"/>
-        </w:rPr>
-      </w:pPr>
-      <w:r>
-        <w:rPr>
-          <w:i/>
-          <w:sz w:val="24"/>
-          <w:u w:val="none"/>
-          <w:lang w:val="en-US"/>
-        </w:rPr>
-        <w:t>Original (s)  0</w:t>
-      </w:r>
-      <w:r>
-        <w:rPr>
-          <w:i/>
-          <w:sz w:val="24"/>
-          <w:u w:val="none"/>
-          <w:lang w:val="en-US"/>
-        </w:rPr>
-        <w:t>3</w:t>
-      </w:r>
-    </w:p>
-    <w:p>
-      <w:pPr>
-        <w:pStyle w:val="TableParagraph"/>
-        <w:tabs>
-          <w:tab w:val="center" w:pos="3698"/>
-        </w:tabs>
-        <w:spacing w:before="32"/>
-        <w:rPr>
-          <w:i/>
-          <w:sz w:val="24"/>
-          <w:u w:val="none"/>
-          <w:lang w:val="en-US"/>
-        </w:rPr>
-      </w:pPr>
-      <w:r>
-        <w:rPr>
-          <w:i/>
-          <w:sz w:val="24"/>
-          <w:u w:val="none"/>
-          <w:lang w:val="en-US"/>
-        </w:rPr>
-        <w:t>Copy (ies)    00</w:t>
-      </w:r>
-    </w:p>
-    <w:p>
-      <w:pPr>
-        <w:pStyle w:val="TableParagraph"/>
-        <w:tabs>
-          <w:tab w:val="center" w:pos="3698"/>
-        </w:tabs>
-        <w:spacing w:before="32"/>
-        <w:rPr>
-          <w:i/>
-          <w:sz w:val="24"/>
-          <w:u w:val="none"/>
-          <w:lang w:val="en-US"/>
-        </w:rPr>
-      </w:pPr>
-      <w:r>
-        <w:rPr>
-          <w:i/>
-          <w:sz w:val="24"/>
-          <w:u w:val="none"/>
-          <w:lang w:val="en-US"/>
-        </w:rPr>
-        <w:sym w:font="Wingdings" w:char="F0FE"/>
-      </w:r>
-      <w:r>
-        <w:rPr>
-          <w:i/>
-          <w:sz w:val="24"/>
-          <w:u w:val="none"/>
-          <w:lang w:val="en-US"/>
-        </w:rPr>
-        <w:t xml:space="preserve"> Packing List                          </w:t>
-      </w:r>
-    </w:p>
-    <w:p>
-      <w:pPr>
-        <w:pStyle w:val="TableParagraph"/>
-        <w:tabs>
-          <w:tab w:val="center" w:pos="3698"/>
-        </w:tabs>
-        <w:spacing w:before="32"/>
-        <w:rPr>
-          <w:i/>
-          <w:sz w:val="24"/>
-          <w:u w:val="none"/>
-          <w:lang w:val="pt-BR"/>
-        </w:rPr>
-      </w:pPr>
-      <w:r>
-        <w:rPr>
-          <w:i/>
-          <w:sz w:val="24"/>
-          <w:u w:val="none"/>
-          <w:lang w:val="pt-BR"/>
-        </w:rPr>
-        <w:t>Original (s)  0</w:t>
-      </w:r>
-      <w:r>
-        <w:rPr>
-          <w:i/>
-          <w:sz w:val="24"/>
-          <w:u w:val="none"/>
-          <w:lang w:val="pt-BR"/>
-        </w:rPr>
-        <w:t>3</w:t>
-      </w:r>
-      <w:r>
-        <w:rPr>
-          <w:i/>
-          <w:sz w:val="24"/>
-          <w:u w:val="none"/>
-          <w:lang w:val="pt-BR"/>
-        </w:rPr>
-        <w:t xml:space="preserve">                           </w:t>
-      </w:r>
-    </w:p>
-    <w:p>
-      <w:pPr>
-        <w:pStyle w:val="TableParagraph"/>
-        <w:spacing w:before="32"/>
-        <w:rPr>
-          <w:i/>
-          <w:sz w:val="24"/>
-          <w:u w:val="none"/>
-          <w:lang w:val="en-US"/>
-        </w:rPr>
-      </w:pPr>
-      <w:r>
-        <w:rPr>
-          <w:i/>
-          <w:sz w:val="24"/>
-          <w:u w:val="none"/>
-          <w:lang w:val="en-US"/>
-        </w:rPr>
-        <w:t>Copy (ies)   00</w:t>
-      </w:r>
-      <w:r>
-        <w:rPr>
-          <w:i/>
-          <w:sz w:val="24"/>
-          <w:u w:val="none"/>
-          <w:lang w:val="en-US"/>
-        </w:rPr>
-        <w:tab/>
-        <w:t xml:space="preserve">                </w:t>
-      </w:r>
-    </w:p>
-    <w:p>
-      <w:pPr>
-        <w:pStyle w:val="TableParagraph"/>
-        <w:tabs>
-          <w:tab w:val="center" w:pos="3698"/>
-        </w:tabs>
-        <w:spacing w:before="32"/>
-        <w:rPr>
-          <w:i/>
-          <w:sz w:val="24"/>
-          <w:u w:val="none"/>
-          <w:lang w:val="en-US"/>
-        </w:rPr>
-      </w:pPr>
-      <w:r>
-        <w:rPr>
-          <w:i/>
-          <w:sz w:val="24"/>
-          <w:u w:val="none"/>
-          <w:lang w:val="en-US"/>
-        </w:rPr>
-        <w:sym w:font="Wingdings" w:char="F0FE"/>
-      </w:r>
-      <w:r>
-        <w:rPr>
-          <w:i/>
-          <w:sz w:val="24"/>
-          <w:u w:val="none"/>
-          <w:lang w:val="en-US"/>
-        </w:rPr>
-        <w:t xml:space="preserve"> </w:t>
-      </w:r>
-      <w:r>
-        <w:rPr>
-          <w:i/>
-          <w:sz w:val="24"/>
-          <w:u w:val="none"/>
-          <w:lang w:val="en-US"/>
-        </w:rPr>
-        <w:t>Weight</w:t>
-      </w:r>
-      <w:r>
-        <w:rPr>
-          <w:i/>
-          <w:sz w:val="24"/>
-          <w:u w:val="none"/>
-          <w:lang w:val="en-US"/>
-        </w:rPr>
-        <w:t xml:space="preserve"> List                          </w:t>
-      </w:r>
-    </w:p>
-    <w:p>
-      <w:pPr>
-        <w:pStyle w:val="TableParagraph"/>
-        <w:tabs>
-          <w:tab w:val="center" w:pos="3698"/>
-        </w:tabs>
-        <w:spacing w:before="32"/>
-        <w:rPr>
-          <w:i/>
-          <w:sz w:val="24"/>
-          <w:u w:val="none"/>
-          <w:lang w:val="pt-BR"/>
-        </w:rPr>
-      </w:pPr>
-      <w:r>
-        <w:rPr>
-          <w:i/>
-          <w:sz w:val="24"/>
-          <w:u w:val="none"/>
-          <w:lang w:val="pt-BR"/>
-        </w:rPr>
-        <w:t>Original (s)  0</w:t>
-      </w:r>
-      <w:r>
-        <w:rPr>
-          <w:i/>
-          <w:sz w:val="24"/>
-          <w:u w:val="none"/>
-          <w:lang w:val="pt-BR"/>
-        </w:rPr>
-        <w:t>3</w:t>
-      </w:r>
-      <w:r>
-        <w:rPr>
-          <w:i/>
-          <w:sz w:val="24"/>
-          <w:u w:val="none"/>
-          <w:lang w:val="pt-BR"/>
-        </w:rPr>
-        <w:t xml:space="preserve">                           </w:t>
-      </w:r>
-    </w:p>
-    <w:p>
-      <w:pPr>
-        <w:pStyle w:val="TableParagraph"/>
-        <w:spacing w:before="32"/>
-        <w:rPr>
-          <w:i/>
-          <w:sz w:val="24"/>
-          <w:u w:val="none"/>
-          <w:lang w:val="en-US"/>
-        </w:rPr>
-      </w:pPr>
-      <w:r>
-        <w:rPr>
-          <w:i/>
-          <w:sz w:val="24"/>
-          <w:u w:val="none"/>
-          <w:lang w:val="en-US"/>
-        </w:rPr>
-        <w:t>Copy (ies)   00</w:t>
-      </w:r>
-      <w:r>
-        <w:rPr>
-          <w:i/>
-          <w:sz w:val="24"/>
-          <w:u w:val="none"/>
-          <w:lang w:val="en-US"/>
-        </w:rPr>
-        <w:tab/>
-        <w:t xml:space="preserve">                 </w:t>
+        <w:t>Copy (ies) {copy}</w:t>
+      </w:r>
+      <w:r>
+        <w:rPr>
+          <w:i/>
+          <w:sz w:val="24"/>
+          <w:u w:val="none"/>
+          <w:lang w:val="en-US"/>
+        </w:rPr>
+      </w:r>
+    </w:p>
+    <w:p>
+      <w:r>
+        <w:t xml:space="preserve">{/docs}</w:t>
       </w:r>
     </w:p>
     <w:p>

--- a/public/contract-templates/template_DNCK_LC.docx
+++ b/public/contract-templates/template_DNCK_LC.docx
@@ -10,7 +10,6 @@
           <w:lang w:val="de-DE"/>
         </w:rPr>
       </w:pPr>
-      <w:permStart w:id="863843295" w:edGrp="everyone"/>
       <w:r>
         <w:rPr>
           <w:lang w:val="de-DE"/>
@@ -48,7 +47,7 @@
         <w:rPr>
           <w:lang w:val="it-IT"/>
         </w:rPr>
-        <w:t>{form_seq}/{form_year}-TLTT-</w:t>
+        <w:t>{form_seq}/{form_year}-TLTT-{invoice_ref}</w:t>
       </w:r>
       <w:r>
         <w:rPr>
@@ -65,7 +64,6 @@
           <w:color w:val="FF0000"/>
           <w:lang w:val="it-IT"/>
         </w:rPr>
-        <w:t>{invoice_ref}</w:t>
       </w:r>
       <w:r>
         <w:rPr>
@@ -680,7 +678,7 @@
         <w:rPr>
           <w:color w:val="FF0000"/>
         </w:rPr>
-        <w:t>{shipping_line}</w:t>
+        <w:t xml:space="preserve"> {shipping_line}</w:t>
       </w:r>
     </w:p>
     <w:p>
@@ -1157,22 +1155,22 @@
           <w:color w:val="FF0000"/>
           <w:lang w:val="de-DE"/>
         </w:rPr>
-        <w:t>{recv_bank_addr1}</w:t>
-      </w:r>
-    </w:p>
-    <w:p>
-      <w:pPr>
-        <w:rPr>
-          <w:color w:val="FF0000"/>
-          <w:lang w:val="de-DE"/>
-        </w:rPr>
-      </w:pPr>
-      <w:r>
-        <w:rPr>
-          <w:color w:val="FF0000"/>
-          <w:lang w:val="de-DE"/>
-        </w:rPr>
-        <w:t>{recv_bank_addr2}</w:t>
+        <w:t/>
+      </w:r>
+    </w:p>
+    <w:p>
+      <w:pPr>
+        <w:rPr>
+          <w:color w:val="FF0000"/>
+          <w:lang w:val="de-DE"/>
+        </w:rPr>
+      </w:pPr>
+      <w:r>
+        <w:rPr>
+          <w:color w:val="FF0000"/>
+          <w:lang w:val="de-DE"/>
+        </w:rPr>
+        <w:t/>
       </w:r>
     </w:p>
     <w:p>
@@ -1681,7 +1679,7 @@
           <w:color w:val="FF0000"/>
           <w:lang w:val="de-DE"/>
         </w:rPr>
-        <w:t>Bằng chữ:</w:t>
+        <w:t>Bằng chữ: {negotiate_amount_words}</w:t>
       </w:r>
       <w:r>
         <w:rPr>
@@ -1694,7 +1692,7 @@
           <w:color w:val="FF0000"/>
           <w:lang w:val="de-DE"/>
         </w:rPr>
-        <w:t>{negotiate_amount_words}</w:t>
+        <w:t/>
       </w:r>
       <w:r>
         <w:rPr>
@@ -1732,14 +1730,13 @@
         <w:rPr>
           <w:lang w:val="de-DE"/>
         </w:rPr>
-        <w:t>Thời hạn thương lượng thanh toán</w:t>
-      </w:r>
-      <w:r>
-        <w:rPr>
-          <w:color w:val="FF0000"/>
-          <w:lang w:val="de-DE"/>
-        </w:rPr>
-        <w:t>: {term_days} ngày</w:t>
+        <w:t>Thời hạn thương lượng thanh toán: {term_days} ngày</w:t>
+      </w:r>
+      <w:r>
+        <w:rPr>
+          <w:color w:val="FF0000"/>
+          <w:lang w:val="de-DE"/>
+        </w:rPr>
       </w:r>
       <w:r>
         <w:rPr>
@@ -2297,771 +2294,6 @@
           <w:lang w:val="de-DE"/>
         </w:rPr>
       </w:pPr>
-    </w:p>
-    <w:p>
-      <w:pPr>
-        <w:pStyle w:val="TableParagraph"/>
-        <w:tabs>
-          <w:tab w:val="left" w:pos="3150"/>
-        </w:tabs>
-        <w:spacing w:before="32"/>
-        <w:rPr>
-          <w:i/>
-          <w:sz w:val="24"/>
-          <w:u w:val="none"/>
-          <w:lang w:val="en-US"/>
-        </w:rPr>
-      </w:pPr>
-      <w:r>
-        <w:rPr>
-          <w:i/>
-          <w:sz w:val="24"/>
-          <w:u w:val="none"/>
-          <w:lang w:val="en-US"/>
-        </w:rPr>
-        <w:sym w:font="Wingdings" w:char="F0FE"/>
-      </w:r>
-      <w:r>
-        <w:rPr>
-          <w:i/>
-          <w:sz w:val="24"/>
-          <w:u w:val="none"/>
-          <w:lang w:val="en-US"/>
-        </w:rPr>
-        <w:t xml:space="preserve"> </w:t>
-      </w:r>
-      <w:r>
-        <w:rPr>
-          <w:i/>
-          <w:sz w:val="24"/>
-          <w:u w:val="none"/>
-          <w:lang w:val="en-US"/>
-        </w:rPr>
-        <w:t>Bill of Lading</w:t>
-      </w:r>
-      <w:r>
-        <w:rPr>
-          <w:i/>
-          <w:sz w:val="24"/>
-          <w:u w:val="none"/>
-          <w:lang w:val="en-US"/>
-        </w:rPr>
-        <w:tab/>
-      </w:r>
-    </w:p>
-    <w:p>
-      <w:pPr>
-        <w:pStyle w:val="TableParagraph"/>
-        <w:tabs>
-          <w:tab w:val="center" w:pos="3698"/>
-        </w:tabs>
-        <w:spacing w:before="32"/>
-        <w:rPr>
-          <w:i/>
-          <w:sz w:val="24"/>
-          <w:u w:val="none"/>
-          <w:lang w:val="en-US"/>
-        </w:rPr>
-      </w:pPr>
-      <w:r>
-        <w:rPr>
-          <w:i/>
-          <w:sz w:val="24"/>
-          <w:u w:val="none"/>
-          <w:lang w:val="en-US"/>
-        </w:rPr>
-        <w:t>Original (s)  0</w:t>
-      </w:r>
-      <w:r>
-        <w:rPr>
-          <w:i/>
-          <w:sz w:val="24"/>
-          <w:u w:val="none"/>
-          <w:lang w:val="en-US"/>
-        </w:rPr>
-        <w:t>3</w:t>
-      </w:r>
-      <w:r>
-        <w:rPr>
-          <w:i/>
-          <w:sz w:val="24"/>
-          <w:u w:val="none"/>
-          <w:lang w:val="en-US"/>
-        </w:rPr>
-        <w:tab/>
-        <w:t xml:space="preserve">       </w:t>
-      </w:r>
-    </w:p>
-    <w:p>
-      <w:pPr>
-        <w:pStyle w:val="TableParagraph"/>
-        <w:tabs>
-          <w:tab w:val="center" w:pos="3698"/>
-        </w:tabs>
-        <w:spacing w:before="32"/>
-        <w:rPr>
-          <w:i/>
-          <w:sz w:val="24"/>
-          <w:u w:val="none"/>
-          <w:lang w:val="en-US"/>
-        </w:rPr>
-      </w:pPr>
-      <w:r>
-        <w:rPr>
-          <w:i/>
-          <w:sz w:val="24"/>
-          <w:u w:val="none"/>
-          <w:lang w:val="en-US"/>
-        </w:rPr>
-        <w:t>Copy (ies)   0</w:t>
-      </w:r>
-      <w:r>
-        <w:rPr>
-          <w:i/>
-          <w:sz w:val="24"/>
-          <w:u w:val="none"/>
-          <w:lang w:val="en-US"/>
-        </w:rPr>
-        <w:t>3</w:t>
-      </w:r>
-      <w:r>
-        <w:rPr>
-          <w:i/>
-          <w:sz w:val="24"/>
-          <w:u w:val="none"/>
-          <w:lang w:val="en-US"/>
-        </w:rPr>
-        <w:t xml:space="preserve">                           </w:t>
-      </w:r>
-    </w:p>
-    <w:p>
-      <w:pPr>
-        <w:pStyle w:val="TableParagraph"/>
-        <w:tabs>
-          <w:tab w:val="left" w:pos="3150"/>
-        </w:tabs>
-        <w:spacing w:before="32"/>
-        <w:rPr>
-          <w:i/>
-          <w:sz w:val="24"/>
-          <w:u w:val="none"/>
-          <w:lang w:val="en-US"/>
-        </w:rPr>
-      </w:pPr>
-      <w:r>
-        <w:rPr>
-          <w:i/>
-          <w:sz w:val="24"/>
-          <w:u w:val="none"/>
-          <w:lang w:val="en-US"/>
-        </w:rPr>
-        <w:lastRenderedPageBreak/>
-        <w:sym w:font="Wingdings" w:char="F0FE"/>
-      </w:r>
-      <w:r>
-        <w:rPr>
-          <w:i/>
-          <w:sz w:val="24"/>
-          <w:u w:val="none"/>
-          <w:lang w:val="en-US"/>
-        </w:rPr>
-        <w:t xml:space="preserve"> </w:t>
-      </w:r>
-      <w:r>
-        <w:rPr>
-          <w:i/>
-          <w:sz w:val="24"/>
-          <w:u w:val="none"/>
-          <w:lang w:val="en-US"/>
-        </w:rPr>
-        <w:t>Email</w:t>
-      </w:r>
-      <w:r>
-        <w:rPr>
-          <w:i/>
-          <w:sz w:val="24"/>
-          <w:u w:val="none"/>
-          <w:lang w:val="en-US"/>
-        </w:rPr>
-        <w:tab/>
-      </w:r>
-    </w:p>
-    <w:p>
-      <w:pPr>
-        <w:pStyle w:val="TableParagraph"/>
-        <w:tabs>
-          <w:tab w:val="center" w:pos="3698"/>
-        </w:tabs>
-        <w:spacing w:before="32"/>
-        <w:rPr>
-          <w:i/>
-          <w:sz w:val="24"/>
-          <w:u w:val="none"/>
-          <w:lang w:val="en-US"/>
-        </w:rPr>
-      </w:pPr>
-      <w:r>
-        <w:rPr>
-          <w:i/>
-          <w:sz w:val="24"/>
-          <w:u w:val="none"/>
-          <w:lang w:val="en-US"/>
-        </w:rPr>
-        <w:t>Original (s)  0</w:t>
-      </w:r>
-      <w:r>
-        <w:rPr>
-          <w:i/>
-          <w:sz w:val="24"/>
-          <w:u w:val="none"/>
-          <w:lang w:val="en-US"/>
-        </w:rPr>
-        <w:t>1</w:t>
-      </w:r>
-      <w:r>
-        <w:rPr>
-          <w:i/>
-          <w:sz w:val="24"/>
-          <w:u w:val="none"/>
-          <w:lang w:val="en-US"/>
-        </w:rPr>
-        <w:tab/>
-        <w:t xml:space="preserve">       </w:t>
-      </w:r>
-    </w:p>
-    <w:p>
-      <w:pPr>
-        <w:pStyle w:val="TableParagraph"/>
-        <w:tabs>
-          <w:tab w:val="center" w:pos="3698"/>
-        </w:tabs>
-        <w:spacing w:before="32"/>
-        <w:rPr>
-          <w:i/>
-          <w:sz w:val="24"/>
-          <w:u w:val="none"/>
-          <w:lang w:val="en-US"/>
-        </w:rPr>
-      </w:pPr>
-      <w:r>
-        <w:rPr>
-          <w:i/>
-          <w:sz w:val="24"/>
-          <w:u w:val="none"/>
-          <w:lang w:val="en-US"/>
-        </w:rPr>
-        <w:t xml:space="preserve">Copy (ies)   00   </w:t>
-      </w:r>
-    </w:p>
-    <w:p>
-      <w:pPr>
-        <w:pStyle w:val="TableParagraph"/>
-        <w:tabs>
-          <w:tab w:val="left" w:pos="3150"/>
-        </w:tabs>
-        <w:spacing w:before="32"/>
-        <w:rPr>
-          <w:i/>
-          <w:sz w:val="24"/>
-          <w:u w:val="none"/>
-          <w:lang w:val="en-US"/>
-        </w:rPr>
-      </w:pPr>
-      <w:r>
-        <w:rPr>
-          <w:i/>
-          <w:sz w:val="24"/>
-          <w:u w:val="none"/>
-          <w:lang w:val="en-US"/>
-        </w:rPr>
-        <w:sym w:font="Wingdings" w:char="F0FE"/>
-      </w:r>
-      <w:r>
-        <w:rPr>
-          <w:i/>
-          <w:sz w:val="24"/>
-          <w:u w:val="none"/>
-          <w:lang w:val="en-US"/>
-        </w:rPr>
-        <w:t xml:space="preserve"> </w:t>
-      </w:r>
-      <w:r>
-        <w:rPr>
-          <w:i/>
-          <w:sz w:val="24"/>
-          <w:u w:val="none"/>
-          <w:lang w:val="en-US"/>
-        </w:rPr>
-        <w:t>Certificate of Origin</w:t>
-      </w:r>
-      <w:r>
-        <w:rPr>
-          <w:i/>
-          <w:sz w:val="24"/>
-          <w:u w:val="none"/>
-          <w:lang w:val="en-US"/>
-        </w:rPr>
-        <w:tab/>
-      </w:r>
-    </w:p>
-    <w:p>
-      <w:pPr>
-        <w:pStyle w:val="TableParagraph"/>
-        <w:tabs>
-          <w:tab w:val="center" w:pos="3698"/>
-        </w:tabs>
-        <w:spacing w:before="32"/>
-        <w:rPr>
-          <w:i/>
-          <w:sz w:val="24"/>
-          <w:u w:val="none"/>
-          <w:lang w:val="en-US"/>
-        </w:rPr>
-      </w:pPr>
-      <w:r>
-        <w:rPr>
-          <w:i/>
-          <w:sz w:val="24"/>
-          <w:u w:val="none"/>
-          <w:lang w:val="en-US"/>
-        </w:rPr>
-        <w:t>Original (s)  0</w:t>
-      </w:r>
-      <w:r>
-        <w:rPr>
-          <w:i/>
-          <w:sz w:val="24"/>
-          <w:u w:val="none"/>
-          <w:lang w:val="en-US"/>
-        </w:rPr>
-        <w:t>3</w:t>
-      </w:r>
-      <w:r>
-        <w:rPr>
-          <w:i/>
-          <w:sz w:val="24"/>
-          <w:u w:val="none"/>
-          <w:lang w:val="en-US"/>
-        </w:rPr>
-        <w:tab/>
-        <w:t xml:space="preserve">       </w:t>
-      </w:r>
-    </w:p>
-    <w:p>
-      <w:pPr>
-        <w:pStyle w:val="TableParagraph"/>
-        <w:tabs>
-          <w:tab w:val="center" w:pos="3698"/>
-        </w:tabs>
-        <w:spacing w:before="32"/>
-        <w:rPr>
-          <w:i/>
-          <w:sz w:val="24"/>
-          <w:u w:val="none"/>
-          <w:lang w:val="en-US"/>
-        </w:rPr>
-      </w:pPr>
-      <w:r>
-        <w:rPr>
-          <w:i/>
-          <w:sz w:val="24"/>
-          <w:u w:val="none"/>
-          <w:lang w:val="en-US"/>
-        </w:rPr>
-        <w:t xml:space="preserve">Copy (ies)   00                  </w:t>
-      </w:r>
-      <w:r>
-        <w:rPr>
-          <w:i/>
-          <w:sz w:val="24"/>
-          <w:u w:val="none"/>
-          <w:lang w:val="en-US"/>
-        </w:rPr>
-        <w:t xml:space="preserve">                        </w:t>
-      </w:r>
-    </w:p>
-    <w:p>
-      <w:pPr>
-        <w:pStyle w:val="TableParagraph"/>
-        <w:tabs>
-          <w:tab w:val="left" w:pos="3150"/>
-        </w:tabs>
-        <w:spacing w:before="32"/>
-        <w:rPr>
-          <w:i/>
-          <w:sz w:val="24"/>
-          <w:u w:val="none"/>
-          <w:lang w:val="en-US"/>
-        </w:rPr>
-      </w:pPr>
-      <w:r>
-        <w:rPr>
-          <w:i/>
-          <w:sz w:val="24"/>
-          <w:u w:val="none"/>
-          <w:lang w:val="de-DE"/>
-        </w:rPr>
-        <w:t xml:space="preserve"> </w:t>
-      </w:r>
-      <w:r>
-        <w:rPr>
-          <w:i/>
-          <w:sz w:val="24"/>
-          <w:u w:val="none"/>
-          <w:lang w:val="en-US"/>
-        </w:rPr>
-        <w:sym w:font="Wingdings" w:char="F0FE"/>
-      </w:r>
-      <w:r>
-        <w:rPr>
-          <w:i/>
-          <w:sz w:val="24"/>
-          <w:u w:val="none"/>
-          <w:lang w:val="en-US"/>
-        </w:rPr>
-        <w:t xml:space="preserve"> </w:t>
-      </w:r>
-      <w:r>
-        <w:rPr>
-          <w:i/>
-          <w:sz w:val="24"/>
-          <w:u w:val="none"/>
-          <w:lang w:val="en-US"/>
-        </w:rPr>
-        <w:t>BEN’s Cert</w:t>
-      </w:r>
-      <w:r>
-        <w:rPr>
-          <w:i/>
-          <w:sz w:val="24"/>
-          <w:u w:val="none"/>
-          <w:lang w:val="en-US"/>
-        </w:rPr>
-        <w:tab/>
-      </w:r>
-    </w:p>
-    <w:p>
-      <w:pPr>
-        <w:pStyle w:val="TableParagraph"/>
-        <w:tabs>
-          <w:tab w:val="center" w:pos="3698"/>
-        </w:tabs>
-        <w:spacing w:before="32"/>
-        <w:rPr>
-          <w:i/>
-          <w:sz w:val="24"/>
-          <w:u w:val="none"/>
-          <w:lang w:val="en-US"/>
-        </w:rPr>
-      </w:pPr>
-      <w:r>
-        <w:rPr>
-          <w:i/>
-          <w:sz w:val="24"/>
-          <w:u w:val="none"/>
-          <w:lang w:val="en-US"/>
-        </w:rPr>
-        <w:t>Original (s)  0</w:t>
-      </w:r>
-      <w:r>
-        <w:rPr>
-          <w:i/>
-          <w:sz w:val="24"/>
-          <w:u w:val="none"/>
-          <w:lang w:val="en-US"/>
-        </w:rPr>
-        <w:t>3</w:t>
-      </w:r>
-      <w:r>
-        <w:rPr>
-          <w:i/>
-          <w:sz w:val="24"/>
-          <w:u w:val="none"/>
-          <w:lang w:val="en-US"/>
-        </w:rPr>
-        <w:tab/>
-        <w:t xml:space="preserve">       </w:t>
-      </w:r>
-    </w:p>
-    <w:p>
-      <w:pPr>
-        <w:pStyle w:val="TableParagraph"/>
-        <w:tabs>
-          <w:tab w:val="center" w:pos="3698"/>
-        </w:tabs>
-        <w:spacing w:before="32"/>
-        <w:rPr>
-          <w:i/>
-          <w:sz w:val="24"/>
-          <w:u w:val="none"/>
-          <w:lang w:val="en-US"/>
-        </w:rPr>
-      </w:pPr>
-      <w:r>
-        <w:rPr>
-          <w:i/>
-          <w:sz w:val="24"/>
-          <w:u w:val="none"/>
-          <w:lang w:val="en-US"/>
-        </w:rPr>
-        <w:t xml:space="preserve">Copy (ies)   00                            </w:t>
-      </w:r>
-    </w:p>
-    <w:p>
-      <w:pPr>
-        <w:pStyle w:val="TableParagraph"/>
-        <w:tabs>
-          <w:tab w:val="left" w:pos="3150"/>
-        </w:tabs>
-        <w:spacing w:before="32"/>
-        <w:rPr>
-          <w:i/>
-          <w:sz w:val="24"/>
-          <w:u w:val="none"/>
-          <w:lang w:val="en-US"/>
-        </w:rPr>
-      </w:pPr>
-      <w:r>
-        <w:rPr>
-          <w:i/>
-          <w:sz w:val="24"/>
-          <w:u w:val="none"/>
-          <w:lang w:val="en-US"/>
-        </w:rPr>
-        <w:sym w:font="Wingdings" w:char="F0FE"/>
-      </w:r>
-      <w:r>
-        <w:rPr>
-          <w:i/>
-          <w:sz w:val="24"/>
-          <w:u w:val="none"/>
-          <w:lang w:val="en-US"/>
-        </w:rPr>
-        <w:t xml:space="preserve"> </w:t>
-      </w:r>
-      <w:r>
-        <w:rPr>
-          <w:i/>
-          <w:sz w:val="24"/>
-          <w:u w:val="none"/>
-          <w:lang w:val="en-US"/>
-        </w:rPr>
-        <w:t>Phyto</w:t>
-      </w:r>
-      <w:r>
-        <w:rPr>
-          <w:i/>
-          <w:sz w:val="24"/>
-          <w:u w:val="none"/>
-          <w:lang w:val="en-US"/>
-        </w:rPr>
-        <w:tab/>
-      </w:r>
-    </w:p>
-    <w:p>
-      <w:pPr>
-        <w:pStyle w:val="TableParagraph"/>
-        <w:tabs>
-          <w:tab w:val="center" w:pos="3698"/>
-        </w:tabs>
-        <w:spacing w:before="32"/>
-        <w:rPr>
-          <w:i/>
-          <w:sz w:val="24"/>
-          <w:u w:val="none"/>
-          <w:lang w:val="en-US"/>
-        </w:rPr>
-      </w:pPr>
-      <w:r>
-        <w:rPr>
-          <w:i/>
-          <w:sz w:val="24"/>
-          <w:u w:val="none"/>
-          <w:lang w:val="en-US"/>
-        </w:rPr>
-        <w:t>Original (s)  0</w:t>
-      </w:r>
-      <w:r>
-        <w:rPr>
-          <w:i/>
-          <w:sz w:val="24"/>
-          <w:u w:val="none"/>
-          <w:lang w:val="en-US"/>
-        </w:rPr>
-        <w:t>3</w:t>
-      </w:r>
-      <w:r>
-        <w:rPr>
-          <w:i/>
-          <w:sz w:val="24"/>
-          <w:u w:val="none"/>
-          <w:lang w:val="en-US"/>
-        </w:rPr>
-        <w:tab/>
-        <w:t xml:space="preserve">       </w:t>
-      </w:r>
-    </w:p>
-    <w:p>
-      <w:pPr>
-        <w:pStyle w:val="TableParagraph"/>
-        <w:tabs>
-          <w:tab w:val="center" w:pos="3698"/>
-        </w:tabs>
-        <w:spacing w:before="32"/>
-        <w:ind w:left="0"/>
-        <w:rPr>
-          <w:i/>
-          <w:sz w:val="24"/>
-          <w:u w:val="none"/>
-          <w:lang w:val="de-DE"/>
-        </w:rPr>
-      </w:pPr>
-      <w:r>
-        <w:rPr>
-          <w:i/>
-          <w:sz w:val="24"/>
-          <w:u w:val="none"/>
-          <w:lang w:val="en-US"/>
-        </w:rPr>
-        <w:t xml:space="preserve"> </w:t>
-      </w:r>
-      <w:r>
-        <w:rPr>
-          <w:i/>
-          <w:sz w:val="24"/>
-          <w:u w:val="none"/>
-          <w:lang w:val="en-US"/>
-        </w:rPr>
-        <w:t xml:space="preserve">Copy (ies)   00                           </w:t>
-      </w:r>
-      <w:r>
-        <w:rPr>
-          <w:i/>
-          <w:sz w:val="24"/>
-          <w:u w:val="none"/>
-          <w:lang w:val="de-DE"/>
-        </w:rPr>
-        <w:t xml:space="preserve">    </w:t>
-      </w:r>
-    </w:p>
-    <w:p>
-      <w:pPr>
-        <w:pStyle w:val="TableParagraph"/>
-        <w:tabs>
-          <w:tab w:val="left" w:pos="3150"/>
-        </w:tabs>
-        <w:spacing w:before="32"/>
-        <w:rPr>
-          <w:i/>
-          <w:sz w:val="24"/>
-          <w:u w:val="none"/>
-          <w:lang w:val="en-US"/>
-        </w:rPr>
-      </w:pPr>
-      <w:r>
-        <w:rPr>
-          <w:i/>
-          <w:sz w:val="24"/>
-          <w:u w:val="none"/>
-          <w:lang w:val="en-US"/>
-        </w:rPr>
-        <w:sym w:font="Wingdings" w:char="F0FE"/>
-      </w:r>
-      <w:r>
-        <w:rPr>
-          <w:i/>
-          <w:sz w:val="24"/>
-          <w:u w:val="none"/>
-          <w:lang w:val="en-US"/>
-        </w:rPr>
-        <w:t xml:space="preserve"> </w:t>
-      </w:r>
-      <w:r>
-        <w:rPr>
-          <w:i/>
-          <w:sz w:val="24"/>
-          <w:u w:val="none"/>
-          <w:lang w:val="en-US"/>
-        </w:rPr>
-        <w:t>Test Report</w:t>
-      </w:r>
-      <w:r>
-        <w:rPr>
-          <w:i/>
-          <w:sz w:val="24"/>
-          <w:u w:val="none"/>
-          <w:lang w:val="en-US"/>
-        </w:rPr>
-        <w:tab/>
-      </w:r>
-    </w:p>
-    <w:p>
-      <w:pPr>
-        <w:pStyle w:val="TableParagraph"/>
-        <w:tabs>
-          <w:tab w:val="center" w:pos="3698"/>
-        </w:tabs>
-        <w:spacing w:before="32"/>
-        <w:rPr>
-          <w:i/>
-          <w:sz w:val="24"/>
-          <w:u w:val="none"/>
-          <w:lang w:val="en-US"/>
-        </w:rPr>
-      </w:pPr>
-      <w:r>
-        <w:rPr>
-          <w:i/>
-          <w:sz w:val="24"/>
-          <w:u w:val="none"/>
-          <w:lang w:val="en-US"/>
-        </w:rPr>
-        <w:t>Original (s)  0</w:t>
-      </w:r>
-      <w:r>
-        <w:rPr>
-          <w:i/>
-          <w:sz w:val="24"/>
-          <w:u w:val="none"/>
-          <w:lang w:val="en-US"/>
-        </w:rPr>
-        <w:t>3</w:t>
-      </w:r>
-      <w:r>
-        <w:rPr>
-          <w:i/>
-          <w:sz w:val="24"/>
-          <w:u w:val="none"/>
-          <w:lang w:val="en-US"/>
-        </w:rPr>
-        <w:tab/>
-        <w:t xml:space="preserve">       </w:t>
-      </w:r>
-    </w:p>
-    <w:p>
-      <w:pPr>
-        <w:pStyle w:val="TableParagraph"/>
-        <w:tabs>
-          <w:tab w:val="center" w:pos="3698"/>
-        </w:tabs>
-        <w:spacing w:before="32"/>
-        <w:ind w:left="0"/>
-        <w:rPr>
-          <w:i/>
-          <w:sz w:val="24"/>
-          <w:u w:val="none"/>
-          <w:lang w:val="en-US"/>
-        </w:rPr>
-      </w:pPr>
-      <w:r>
-        <w:rPr>
-          <w:i/>
-          <w:sz w:val="24"/>
-          <w:u w:val="none"/>
-          <w:lang w:val="en-US"/>
-        </w:rPr>
-        <w:t xml:space="preserve">Copy (ies)   00                           </w:t>
-      </w:r>
     </w:p>
     <w:p>
       <w:pPr>
@@ -3686,7 +2918,7 @@
           <w:color w:val="FF0000"/>
           <w:lang w:val="es-ES"/>
         </w:rPr>
-        <w:t>{secured_amount_vnd}</w:t>
+        <w:t/>
       </w:r>
       <w:r>
         <w:rPr>
@@ -6322,7 +5554,6 @@
         </w:rPr>
         <w:tab/>
       </w:r>
-      <w:permEnd w:id="863843295"/>
     </w:p>
     <w:sectPr>
       <w:headerReference w:type="default" r:id="rId11"/>
@@ -6357,7 +5588,6 @@
 
 <file path=word/footer1.xml><?xml version="1.0" encoding="utf-8"?>
 <w:ftr xmlns:wpc="http://schemas.microsoft.com/office/word/2010/wordprocessingCanvas" xmlns:cx="http://schemas.microsoft.com/office/drawing/2014/chartex" xmlns:cx1="http://schemas.microsoft.com/office/drawing/2015/9/8/chartex" xmlns:cx2="http://schemas.microsoft.com/office/drawing/2015/10/21/chartex" xmlns:cx3="http://schemas.microsoft.com/office/drawing/2016/5/9/chartex" xmlns:cx4="http://schemas.microsoft.com/office/drawing/2016/5/10/chartex" xmlns:cx5="http://schemas.microsoft.com/office/drawing/2016/5/11/chartex" xmlns:cx6="http://schemas.microsoft.com/office/drawing/2016/5/12/chartex" xmlns:cx7="http://schemas.microsoft.com/office/drawing/2016/5/13/chartex" xmlns:cx8="http://schemas.microsoft.com/office/drawing/2016/5/14/chartex" xmlns:mc="http://schemas.openxmlformats.org/markup-compatibility/2006" xmlns:aink="http://schemas.microsoft.com/office/drawing/2016/ink" xmlns:am3d="http://schemas.microsoft.com/office/drawing/2017/model3d" xmlns:o="urn:schemas-microsoft-com:office:office" xmlns:oel="http://schemas.microsoft.com/office/2019/extlst" xmlns:r="http://schemas.openxmlformats.org/officeDocument/2006/relationships" xmlns:m="http://schemas.openxmlformats.org/officeDocument/2006/math" xmlns:v="urn:schemas-microsoft-com:vml" xmlns:wp14="http://schemas.microsoft.com/office/word/2010/wordprocessingDrawing" xmlns:wp="http://schemas.openxmlformats.org/drawingml/2006/wordprocessingDrawing" xmlns:w10="urn:schemas-microsoft-com:office:word" xmlns:w="http://schemas.openxmlformats.org/wordprocessingml/2006/main" xmlns:w14="http://schemas.microsoft.com/office/word/2010/wordml" xmlns:w15="http://schemas.microsoft.com/office/word/2012/wordml" xmlns:w16cei="http://schemas.microsoft.com/office/word/2026/wordml/cei" xmlns:w16cex="http://schemas.microsoft.com/office/word/2018/wordml/cex" xmlns:w16cid="http://schemas.microsoft.com/office/word/2016/wordml/cid" xmlns:w16="http://schemas.microsoft.com/office/word/2018/wordml" xmlns:w16du="http://schemas.microsoft.com/office/word/2023/wordml/word16du" xmlns:w16sdtdh="http://schemas.microsoft.com/office/word/2020/wordml/sdtdatahash" xmlns:w16sdtfl="http://schemas.microsoft.com/office/word/2024/wordml/sdtformatlock" xmlns:w16se="http://schemas.microsoft.com/office/word/2015/wordml/symex" xmlns:wpg="http://schemas.microsoft.com/office/word/2010/wordprocessingGroup" xmlns:wpi="http://schemas.microsoft.com/office/word/2010/wordprocessingInk" xmlns:wne="http://schemas.microsoft.com/office/word/2006/wordml" xmlns:wps="http://schemas.microsoft.com/office/word/2010/wordprocessingShape" mc:Ignorable="w14 w15 w16se w16cid w16 w16cex w16sdtdh w16sdtfl w16du wp14">
-  <w:permStart w:id="1365012048" w:edGrp="everyone"/>
   <w:p>
     <w:pPr>
       <w:pStyle w:val="Footer"/>
@@ -6385,7 +5615,6 @@
       <w:fldChar w:fldCharType="end"/>
     </w:r>
   </w:p>
-  <w:permEnd w:id="1365012048"/>
   <w:p>
     <w:pPr>
       <w:pStyle w:val="Footer"/>
@@ -6423,7 +5652,6 @@
         <w:i/>
       </w:rPr>
     </w:pPr>
-    <w:permStart w:id="2094431243" w:edGrp="everyone"/>
     <w:r>
       <w:rPr>
         <w:b/>
@@ -6499,7 +5727,6 @@
       </w:rPr>
       <w:t xml:space="preserve"> </w:t>
     </w:r>
-    <w:permEnd w:id="2094431243"/>
   </w:p>
 </w:hdr>
 </file>
